--- a/Documentación.docx
+++ b/Documentación.docx
@@ -2091,6 +2091,1562 @@
           </wp:inline>
         </w:drawing>
       </w:r>
+    </w:p>
+    <w:p>
+      <w:pPr>
+        <w:rPr>
+          <w:lang w:val="es-MX"/>
+        </w:rPr>
+      </w:pPr>
+      <w:r>
+        <w:rPr>
+          <w:highlight w:val="yellow"/>
+          <w:lang w:val="es-MX"/>
+        </w:rPr>
+        <w:t>Tabla individual Tipos_Carrera CRUD Milton</w:t>
+      </w:r>
+    </w:p>
+    <w:p>
+      <w:pPr>
+        <w:rPr>
+          <w:lang w:val="es-MX"/>
+        </w:rPr>
+      </w:pPr>
+      <w:r>
+        <w:rPr>
+          <w:highlight w:val="yellow"/>
+          <w:lang w:val="es-MX"/>
+        </w:rPr>
+        <w:t>Prueba #1</w:t>
+      </w:r>
+    </w:p>
+    <w:p>
+      <w:pPr>
+        <w:rPr>
+          <w:lang w:val="es-MX"/>
+        </w:rPr>
+      </w:pPr>
+      <w:r>
+        <w:rPr>
+          <w:noProof/>
+        </w:rPr>
+        <w:lastRenderedPageBreak/>
+        <w:drawing>
+          <wp:inline distT="0" distB="0" distL="0" distR="0" wp14:anchorId="6E7025FC" wp14:editId="5F6E1979">
+            <wp:extent cx="3040498" cy="3924300"/>
+            <wp:effectExtent l="0" t="0" r="7620" b="0"/>
+            <wp:docPr id="1667236185" name="Imagen 1"/>
+            <wp:cNvGraphicFramePr>
+              <a:graphicFrameLocks xmlns:a="http://schemas.openxmlformats.org/drawingml/2006/main" noChangeAspect="1"/>
+            </wp:cNvGraphicFramePr>
+            <a:graphic xmlns:a="http://schemas.openxmlformats.org/drawingml/2006/main">
+              <a:graphicData uri="http://schemas.openxmlformats.org/drawingml/2006/picture">
+                <pic:pic xmlns:pic="http://schemas.openxmlformats.org/drawingml/2006/picture">
+                  <pic:nvPicPr>
+                    <pic:cNvPr id="1667236185" name=""/>
+                    <pic:cNvPicPr/>
+                  </pic:nvPicPr>
+                  <pic:blipFill>
+                    <a:blip r:embed="rId19"/>
+                    <a:stretch>
+                      <a:fillRect/>
+                    </a:stretch>
+                  </pic:blipFill>
+                  <pic:spPr>
+                    <a:xfrm>
+                      <a:off x="0" y="0"/>
+                      <a:ext cx="3045883" cy="3931251"/>
+                    </a:xfrm>
+                    <a:prstGeom prst="rect">
+                      <a:avLst/>
+                    </a:prstGeom>
+                  </pic:spPr>
+                </pic:pic>
+              </a:graphicData>
+            </a:graphic>
+          </wp:inline>
+        </w:drawing>
+      </w:r>
+    </w:p>
+    <w:p>
+      <w:pPr>
+        <w:rPr>
+          <w:noProof/>
+        </w:rPr>
+      </w:pPr>
+    </w:p>
+    <w:p>
+      <w:pPr>
+        <w:rPr>
+          <w:noProof/>
+        </w:rPr>
+      </w:pPr>
+      <w:r>
+        <w:rPr>
+          <w:noProof/>
+          <w:highlight w:val="yellow"/>
+        </w:rPr>
+        <w:t>Prueba #2</w:t>
+      </w:r>
+    </w:p>
+    <w:p>
+      <w:pPr>
+        <w:rPr>
+          <w:lang w:val="es-MX"/>
+        </w:rPr>
+      </w:pPr>
+      <w:r>
+        <w:rPr>
+          <w:noProof/>
+        </w:rPr>
+        <w:drawing>
+          <wp:inline distT="0" distB="0" distL="0" distR="0" wp14:anchorId="1DD42A93" wp14:editId="6F72074A">
+            <wp:extent cx="3067050" cy="2952083"/>
+            <wp:effectExtent l="0" t="0" r="0" b="1270"/>
+            <wp:docPr id="1035732704" name="Imagen 1"/>
+            <wp:cNvGraphicFramePr>
+              <a:graphicFrameLocks xmlns:a="http://schemas.openxmlformats.org/drawingml/2006/main" noChangeAspect="1"/>
+            </wp:cNvGraphicFramePr>
+            <a:graphic xmlns:a="http://schemas.openxmlformats.org/drawingml/2006/main">
+              <a:graphicData uri="http://schemas.openxmlformats.org/drawingml/2006/picture">
+                <pic:pic xmlns:pic="http://schemas.openxmlformats.org/drawingml/2006/picture">
+                  <pic:nvPicPr>
+                    <pic:cNvPr id="1035732704" name=""/>
+                    <pic:cNvPicPr/>
+                  </pic:nvPicPr>
+                  <pic:blipFill>
+                    <a:blip r:embed="rId20"/>
+                    <a:stretch>
+                      <a:fillRect/>
+                    </a:stretch>
+                  </pic:blipFill>
+                  <pic:spPr>
+                    <a:xfrm>
+                      <a:off x="0" y="0"/>
+                      <a:ext cx="3072693" cy="2957514"/>
+                    </a:xfrm>
+                    <a:prstGeom prst="rect">
+                      <a:avLst/>
+                    </a:prstGeom>
+                  </pic:spPr>
+                </pic:pic>
+              </a:graphicData>
+            </a:graphic>
+          </wp:inline>
+        </w:drawing>
+      </w:r>
+    </w:p>
+    <w:p>
+      <w:pPr>
+        <w:rPr>
+          <w:lang w:val="es-MX"/>
+        </w:rPr>
+      </w:pPr>
+      <w:r>
+        <w:rPr>
+          <w:highlight w:val="yellow"/>
+          <w:lang w:val="es-MX"/>
+        </w:rPr>
+        <w:t>Prueba #3</w:t>
+      </w:r>
+    </w:p>
+    <w:p>
+      <w:pPr>
+        <w:rPr>
+          <w:lang w:val="es-MX"/>
+        </w:rPr>
+      </w:pPr>
+      <w:r>
+        <w:rPr>
+          <w:noProof/>
+        </w:rPr>
+        <w:lastRenderedPageBreak/>
+        <w:drawing>
+          <wp:inline distT="0" distB="0" distL="0" distR="0" wp14:anchorId="048EA370" wp14:editId="6F20B569">
+            <wp:extent cx="3376417" cy="2533650"/>
+            <wp:effectExtent l="0" t="0" r="0" b="0"/>
+            <wp:docPr id="317117352" name="Imagen 1"/>
+            <wp:cNvGraphicFramePr>
+              <a:graphicFrameLocks xmlns:a="http://schemas.openxmlformats.org/drawingml/2006/main" noChangeAspect="1"/>
+            </wp:cNvGraphicFramePr>
+            <a:graphic xmlns:a="http://schemas.openxmlformats.org/drawingml/2006/main">
+              <a:graphicData uri="http://schemas.openxmlformats.org/drawingml/2006/picture">
+                <pic:pic xmlns:pic="http://schemas.openxmlformats.org/drawingml/2006/picture">
+                  <pic:nvPicPr>
+                    <pic:cNvPr id="317117352" name=""/>
+                    <pic:cNvPicPr/>
+                  </pic:nvPicPr>
+                  <pic:blipFill>
+                    <a:blip r:embed="rId21"/>
+                    <a:stretch>
+                      <a:fillRect/>
+                    </a:stretch>
+                  </pic:blipFill>
+                  <pic:spPr>
+                    <a:xfrm>
+                      <a:off x="0" y="0"/>
+                      <a:ext cx="3381468" cy="2537440"/>
+                    </a:xfrm>
+                    <a:prstGeom prst="rect">
+                      <a:avLst/>
+                    </a:prstGeom>
+                  </pic:spPr>
+                </pic:pic>
+              </a:graphicData>
+            </a:graphic>
+          </wp:inline>
+        </w:drawing>
+      </w:r>
+    </w:p>
+    <w:p>
+      <w:pPr>
+        <w:rPr>
+          <w:lang w:val="es-MX"/>
+        </w:rPr>
+      </w:pPr>
+    </w:p>
+    <w:p>
+      <w:pPr>
+        <w:rPr>
+          <w:lang w:val="es-MX"/>
+        </w:rPr>
+      </w:pPr>
+      <w:r>
+        <w:rPr>
+          <w:highlight w:val="yellow"/>
+          <w:lang w:val="es-MX"/>
+        </w:rPr>
+        <w:t>Prueba #4</w:t>
+      </w:r>
+    </w:p>
+    <w:p>
+      <w:pPr>
+        <w:rPr>
+          <w:lang w:val="es-MX"/>
+        </w:rPr>
+      </w:pPr>
+      <w:r>
+        <w:rPr>
+          <w:noProof/>
+        </w:rPr>
+        <w:drawing>
+          <wp:inline distT="0" distB="0" distL="0" distR="0" wp14:anchorId="54DC600D" wp14:editId="255DA392">
+            <wp:extent cx="3409950" cy="3291856"/>
+            <wp:effectExtent l="0" t="0" r="0" b="3810"/>
+            <wp:docPr id="491304187" name="Imagen 1"/>
+            <wp:cNvGraphicFramePr>
+              <a:graphicFrameLocks xmlns:a="http://schemas.openxmlformats.org/drawingml/2006/main" noChangeAspect="1"/>
+            </wp:cNvGraphicFramePr>
+            <a:graphic xmlns:a="http://schemas.openxmlformats.org/drawingml/2006/main">
+              <a:graphicData uri="http://schemas.openxmlformats.org/drawingml/2006/picture">
+                <pic:pic xmlns:pic="http://schemas.openxmlformats.org/drawingml/2006/picture">
+                  <pic:nvPicPr>
+                    <pic:cNvPr id="491304187" name=""/>
+                    <pic:cNvPicPr/>
+                  </pic:nvPicPr>
+                  <pic:blipFill>
+                    <a:blip r:embed="rId22"/>
+                    <a:stretch>
+                      <a:fillRect/>
+                    </a:stretch>
+                  </pic:blipFill>
+                  <pic:spPr>
+                    <a:xfrm>
+                      <a:off x="0" y="0"/>
+                      <a:ext cx="3415332" cy="3297052"/>
+                    </a:xfrm>
+                    <a:prstGeom prst="rect">
+                      <a:avLst/>
+                    </a:prstGeom>
+                  </pic:spPr>
+                </pic:pic>
+              </a:graphicData>
+            </a:graphic>
+          </wp:inline>
+        </w:drawing>
+      </w:r>
+    </w:p>
+    <w:p>
+      <w:pPr>
+        <w:rPr>
+          <w:lang w:val="es-MX"/>
+        </w:rPr>
+      </w:pPr>
+    </w:p>
+    <w:p>
+      <w:pPr>
+        <w:rPr>
+          <w:lang w:val="es-MX"/>
+        </w:rPr>
+      </w:pPr>
+    </w:p>
+    <w:p>
+      <w:pPr>
+        <w:rPr>
+          <w:lang w:val="es-MX"/>
+        </w:rPr>
+      </w:pPr>
+    </w:p>
+    <w:p>
+      <w:pPr>
+        <w:rPr>
+          <w:lang w:val="es-MX"/>
+        </w:rPr>
+      </w:pPr>
+    </w:p>
+    <w:p>
+      <w:pPr>
+        <w:rPr>
+          <w:lang w:val="es-MX"/>
+        </w:rPr>
+      </w:pPr>
+    </w:p>
+    <w:p>
+      <w:pPr>
+        <w:rPr>
+          <w:lang w:val="es-MX"/>
+        </w:rPr>
+      </w:pPr>
+    </w:p>
+    <w:p>
+      <w:pPr>
+        <w:rPr>
+          <w:lang w:val="es-MX"/>
+        </w:rPr>
+      </w:pPr>
+      <w:r>
+        <w:rPr>
+          <w:highlight w:val="yellow"/>
+          <w:lang w:val="es-MX"/>
+        </w:rPr>
+        <w:t>Validaciones</w:t>
+      </w:r>
+    </w:p>
+    <w:p>
+      <w:pPr>
+        <w:rPr>
+          <w:lang w:val="es-MX"/>
+        </w:rPr>
+      </w:pPr>
+      <w:r>
+        <w:rPr>
+          <w:highlight w:val="yellow"/>
+          <w:lang w:val="es-MX"/>
+        </w:rPr>
+        <w:t>Carrera Repetida</w:t>
+      </w:r>
+    </w:p>
+    <w:p>
+      <w:pPr>
+        <w:rPr>
+          <w:lang w:val="es-MX"/>
+        </w:rPr>
+      </w:pPr>
+      <w:r>
+        <w:rPr>
+          <w:noProof/>
+        </w:rPr>
+        <w:drawing>
+          <wp:inline distT="0" distB="0" distL="0" distR="0" wp14:anchorId="1458F182" wp14:editId="3335B70F">
+            <wp:extent cx="3810000" cy="1558832"/>
+            <wp:effectExtent l="0" t="0" r="0" b="3810"/>
+            <wp:docPr id="640364704" name="Imagen 1"/>
+            <wp:cNvGraphicFramePr>
+              <a:graphicFrameLocks xmlns:a="http://schemas.openxmlformats.org/drawingml/2006/main" noChangeAspect="1"/>
+            </wp:cNvGraphicFramePr>
+            <a:graphic xmlns:a="http://schemas.openxmlformats.org/drawingml/2006/main">
+              <a:graphicData uri="http://schemas.openxmlformats.org/drawingml/2006/picture">
+                <pic:pic xmlns:pic="http://schemas.openxmlformats.org/drawingml/2006/picture">
+                  <pic:nvPicPr>
+                    <pic:cNvPr id="640364704" name=""/>
+                    <pic:cNvPicPr/>
+                  </pic:nvPicPr>
+                  <pic:blipFill>
+                    <a:blip r:embed="rId23"/>
+                    <a:stretch>
+                      <a:fillRect/>
+                    </a:stretch>
+                  </pic:blipFill>
+                  <pic:spPr>
+                    <a:xfrm>
+                      <a:off x="0" y="0"/>
+                      <a:ext cx="3816927" cy="1561666"/>
+                    </a:xfrm>
+                    <a:prstGeom prst="rect">
+                      <a:avLst/>
+                    </a:prstGeom>
+                  </pic:spPr>
+                </pic:pic>
+              </a:graphicData>
+            </a:graphic>
+          </wp:inline>
+        </w:drawing>
+      </w:r>
+    </w:p>
+    <w:p>
+      <w:pPr>
+        <w:rPr>
+          <w:lang w:val="es-MX"/>
+        </w:rPr>
+      </w:pPr>
+      <w:r>
+        <w:rPr>
+          <w:highlight w:val="yellow"/>
+          <w:lang w:val="es-MX"/>
+        </w:rPr>
+        <w:t>Caracteres alfanuméricos</w:t>
+      </w:r>
+    </w:p>
+    <w:p>
+      <w:pPr>
+        <w:rPr>
+          <w:lang w:val="es-MX"/>
+        </w:rPr>
+      </w:pPr>
+      <w:r>
+        <w:rPr>
+          <w:noProof/>
+        </w:rPr>
+        <w:drawing>
+          <wp:inline distT="0" distB="0" distL="0" distR="0" wp14:anchorId="2EBC8215" wp14:editId="10D72BFC">
+            <wp:extent cx="3905250" cy="2326889"/>
+            <wp:effectExtent l="0" t="0" r="0" b="0"/>
+            <wp:docPr id="532598596" name="Imagen 1"/>
+            <wp:cNvGraphicFramePr>
+              <a:graphicFrameLocks xmlns:a="http://schemas.openxmlformats.org/drawingml/2006/main" noChangeAspect="1"/>
+            </wp:cNvGraphicFramePr>
+            <a:graphic xmlns:a="http://schemas.openxmlformats.org/drawingml/2006/main">
+              <a:graphicData uri="http://schemas.openxmlformats.org/drawingml/2006/picture">
+                <pic:pic xmlns:pic="http://schemas.openxmlformats.org/drawingml/2006/picture">
+                  <pic:nvPicPr>
+                    <pic:cNvPr id="532598596" name=""/>
+                    <pic:cNvPicPr/>
+                  </pic:nvPicPr>
+                  <pic:blipFill>
+                    <a:blip r:embed="rId24"/>
+                    <a:stretch>
+                      <a:fillRect/>
+                    </a:stretch>
+                  </pic:blipFill>
+                  <pic:spPr>
+                    <a:xfrm>
+                      <a:off x="0" y="0"/>
+                      <a:ext cx="3910168" cy="2329819"/>
+                    </a:xfrm>
+                    <a:prstGeom prst="rect">
+                      <a:avLst/>
+                    </a:prstGeom>
+                  </pic:spPr>
+                </pic:pic>
+              </a:graphicData>
+            </a:graphic>
+          </wp:inline>
+        </w:drawing>
+      </w:r>
+    </w:p>
+    <w:p>
+      <w:pPr>
+        <w:rPr>
+          <w:lang w:val="es-MX"/>
+        </w:rPr>
+      </w:pPr>
+      <w:r>
+        <w:rPr>
+          <w:highlight w:val="yellow"/>
+          <w:lang w:val="es-MX"/>
+        </w:rPr>
+        <w:t>Dato Nulo</w:t>
+      </w:r>
+    </w:p>
+    <w:p>
+      <w:pPr>
+        <w:rPr>
+          <w:lang w:val="es-MX"/>
+        </w:rPr>
+      </w:pPr>
+      <w:r>
+        <w:rPr>
+          <w:noProof/>
+        </w:rPr>
+        <w:drawing>
+          <wp:inline distT="0" distB="0" distL="0" distR="0" wp14:anchorId="29BF198C" wp14:editId="2343CFC6">
+            <wp:extent cx="4478009" cy="1847850"/>
+            <wp:effectExtent l="0" t="0" r="0" b="0"/>
+            <wp:docPr id="1077638845" name="Imagen 1"/>
+            <wp:cNvGraphicFramePr>
+              <a:graphicFrameLocks xmlns:a="http://schemas.openxmlformats.org/drawingml/2006/main" noChangeAspect="1"/>
+            </wp:cNvGraphicFramePr>
+            <a:graphic xmlns:a="http://schemas.openxmlformats.org/drawingml/2006/main">
+              <a:graphicData uri="http://schemas.openxmlformats.org/drawingml/2006/picture">
+                <pic:pic xmlns:pic="http://schemas.openxmlformats.org/drawingml/2006/picture">
+                  <pic:nvPicPr>
+                    <pic:cNvPr id="1077638845" name=""/>
+                    <pic:cNvPicPr/>
+                  </pic:nvPicPr>
+                  <pic:blipFill>
+                    <a:blip r:embed="rId25"/>
+                    <a:stretch>
+                      <a:fillRect/>
+                    </a:stretch>
+                  </pic:blipFill>
+                  <pic:spPr>
+                    <a:xfrm>
+                      <a:off x="0" y="0"/>
+                      <a:ext cx="4480134" cy="1848727"/>
+                    </a:xfrm>
+                    <a:prstGeom prst="rect">
+                      <a:avLst/>
+                    </a:prstGeom>
+                  </pic:spPr>
+                </pic:pic>
+              </a:graphicData>
+            </a:graphic>
+          </wp:inline>
+        </w:drawing>
+      </w:r>
+    </w:p>
+    <w:p>
+      <w:pPr>
+        <w:rPr>
+          <w:noProof/>
+        </w:rPr>
+      </w:pPr>
+      <w:r>
+        <w:rPr>
+          <w:noProof/>
+          <w:highlight w:val="yellow"/>
+        </w:rPr>
+        <w:t>Actualizar ID inexistente</w:t>
+      </w:r>
+    </w:p>
+    <w:p>
+      <w:pPr>
+        <w:rPr>
+          <w:lang w:val="es-MX"/>
+        </w:rPr>
+      </w:pPr>
+      <w:r>
+        <w:rPr>
+          <w:noProof/>
+        </w:rPr>
+        <w:lastRenderedPageBreak/>
+        <w:drawing>
+          <wp:inline distT="0" distB="0" distL="0" distR="0" wp14:anchorId="7B86B671" wp14:editId="7A12133E">
+            <wp:extent cx="4695825" cy="1749644"/>
+            <wp:effectExtent l="0" t="0" r="0" b="3175"/>
+            <wp:docPr id="2133706563" name="Imagen 1"/>
+            <wp:cNvGraphicFramePr>
+              <a:graphicFrameLocks xmlns:a="http://schemas.openxmlformats.org/drawingml/2006/main" noChangeAspect="1"/>
+            </wp:cNvGraphicFramePr>
+            <a:graphic xmlns:a="http://schemas.openxmlformats.org/drawingml/2006/main">
+              <a:graphicData uri="http://schemas.openxmlformats.org/drawingml/2006/picture">
+                <pic:pic xmlns:pic="http://schemas.openxmlformats.org/drawingml/2006/picture">
+                  <pic:nvPicPr>
+                    <pic:cNvPr id="2133706563" name=""/>
+                    <pic:cNvPicPr/>
+                  </pic:nvPicPr>
+                  <pic:blipFill>
+                    <a:blip r:embed="rId26"/>
+                    <a:stretch>
+                      <a:fillRect/>
+                    </a:stretch>
+                  </pic:blipFill>
+                  <pic:spPr>
+                    <a:xfrm>
+                      <a:off x="0" y="0"/>
+                      <a:ext cx="4701534" cy="1751771"/>
+                    </a:xfrm>
+                    <a:prstGeom prst="rect">
+                      <a:avLst/>
+                    </a:prstGeom>
+                  </pic:spPr>
+                </pic:pic>
+              </a:graphicData>
+            </a:graphic>
+          </wp:inline>
+        </w:drawing>
+      </w:r>
+    </w:p>
+    <w:p>
+      <w:pPr>
+        <w:rPr>
+          <w:lang w:val="es-MX"/>
+        </w:rPr>
+      </w:pPr>
+      <w:r>
+        <w:rPr>
+          <w:highlight w:val="yellow"/>
+          <w:lang w:val="es-MX"/>
+        </w:rPr>
+        <w:t>Nombre duplicado</w:t>
+      </w:r>
+      <w:r>
+        <w:rPr>
+          <w:lang w:val="es-MX"/>
+        </w:rPr>
+        <w:t xml:space="preserve"> </w:t>
+      </w:r>
+      <w:r>
+        <w:rPr>
+          <w:noProof/>
+        </w:rPr>
+        <w:drawing>
+          <wp:inline distT="0" distB="0" distL="0" distR="0" wp14:anchorId="22793E04" wp14:editId="204CE91C">
+            <wp:extent cx="4674334" cy="3038475"/>
+            <wp:effectExtent l="0" t="0" r="0" b="0"/>
+            <wp:docPr id="1354260137" name="Imagen 1"/>
+            <wp:cNvGraphicFramePr>
+              <a:graphicFrameLocks xmlns:a="http://schemas.openxmlformats.org/drawingml/2006/main" noChangeAspect="1"/>
+            </wp:cNvGraphicFramePr>
+            <a:graphic xmlns:a="http://schemas.openxmlformats.org/drawingml/2006/main">
+              <a:graphicData uri="http://schemas.openxmlformats.org/drawingml/2006/picture">
+                <pic:pic xmlns:pic="http://schemas.openxmlformats.org/drawingml/2006/picture">
+                  <pic:nvPicPr>
+                    <pic:cNvPr id="1354260137" name=""/>
+                    <pic:cNvPicPr/>
+                  </pic:nvPicPr>
+                  <pic:blipFill>
+                    <a:blip r:embed="rId27"/>
+                    <a:stretch>
+                      <a:fillRect/>
+                    </a:stretch>
+                  </pic:blipFill>
+                  <pic:spPr>
+                    <a:xfrm>
+                      <a:off x="0" y="0"/>
+                      <a:ext cx="4698444" cy="3054147"/>
+                    </a:xfrm>
+                    <a:prstGeom prst="rect">
+                      <a:avLst/>
+                    </a:prstGeom>
+                  </pic:spPr>
+                </pic:pic>
+              </a:graphicData>
+            </a:graphic>
+          </wp:inline>
+        </w:drawing>
+      </w:r>
+    </w:p>
+    <w:p>
+      <w:pPr>
+        <w:rPr>
+          <w:lang w:val="es-MX"/>
+        </w:rPr>
+      </w:pPr>
+      <w:r>
+        <w:rPr>
+          <w:highlight w:val="yellow"/>
+          <w:lang w:val="es-MX"/>
+        </w:rPr>
+        <w:t>Id inexistente</w:t>
+      </w:r>
+      <w:r>
+        <w:rPr>
+          <w:lang w:val="es-MX"/>
+        </w:rPr>
+        <w:t xml:space="preserve"> </w:t>
+      </w:r>
+    </w:p>
+    <w:p>
+      <w:pPr>
+        <w:rPr>
+          <w:lang w:val="es-MX"/>
+        </w:rPr>
+      </w:pPr>
+      <w:r>
+        <w:rPr>
+          <w:noProof/>
+        </w:rPr>
+        <w:drawing>
+          <wp:anchor distT="0" distB="0" distL="114300" distR="114300" simplePos="0" relativeHeight="251659264" behindDoc="1" locked="0" layoutInCell="1" allowOverlap="1" wp14:anchorId="41979FDA" wp14:editId="70DC4F60">
+            <wp:simplePos x="0" y="0"/>
+            <wp:positionH relativeFrom="margin">
+              <wp:posOffset>190500</wp:posOffset>
+            </wp:positionH>
+            <wp:positionV relativeFrom="paragraph">
+              <wp:posOffset>177165</wp:posOffset>
+            </wp:positionV>
+            <wp:extent cx="3571875" cy="2872105"/>
+            <wp:effectExtent l="0" t="0" r="9525" b="4445"/>
+            <wp:wrapNone/>
+            <wp:docPr id="822165201" name="Imagen 1"/>
+            <wp:cNvGraphicFramePr>
+              <a:graphicFrameLocks xmlns:a="http://schemas.openxmlformats.org/drawingml/2006/main" noChangeAspect="1"/>
+            </wp:cNvGraphicFramePr>
+            <a:graphic xmlns:a="http://schemas.openxmlformats.org/drawingml/2006/main">
+              <a:graphicData uri="http://schemas.openxmlformats.org/drawingml/2006/picture">
+                <pic:pic xmlns:pic="http://schemas.openxmlformats.org/drawingml/2006/picture">
+                  <pic:nvPicPr>
+                    <pic:cNvPr id="822165201" name=""/>
+                    <pic:cNvPicPr/>
+                  </pic:nvPicPr>
+                  <pic:blipFill>
+                    <a:blip r:embed="rId28">
+                      <a:extLst>
+                        <a:ext uri="{28A0092B-C50C-407E-A947-70E740481C1C}">
+                          <a14:useLocalDpi xmlns:a14="http://schemas.microsoft.com/office/drawing/2010/main" val="0"/>
+                        </a:ext>
+                      </a:extLst>
+                    </a:blip>
+                    <a:stretch>
+                      <a:fillRect/>
+                    </a:stretch>
+                  </pic:blipFill>
+                  <pic:spPr>
+                    <a:xfrm>
+                      <a:off x="0" y="0"/>
+                      <a:ext cx="3571875" cy="2872105"/>
+                    </a:xfrm>
+                    <a:prstGeom prst="rect">
+                      <a:avLst/>
+                    </a:prstGeom>
+                  </pic:spPr>
+                </pic:pic>
+              </a:graphicData>
+            </a:graphic>
+          </wp:anchor>
+        </w:drawing>
+      </w:r>
+      <w:r>
+        <w:rPr>
+          <w:lang w:val="es-MX"/>
+        </w:rPr>
+        <w:br w:type="page"/>
+      </w:r>
+    </w:p>
+    <w:p>
+      <w:pPr>
+        <w:rPr>
+          <w:lang w:val="es-MX"/>
+        </w:rPr>
+      </w:pPr>
+      <w:r>
+        <w:rPr>
+          <w:highlight w:val="yellow"/>
+          <w:lang w:val="es-MX"/>
+        </w:rPr>
+        <w:lastRenderedPageBreak/>
+        <w:t xml:space="preserve">Tabla Grupal </w:t>
+      </w:r>
+      <w:r>
+        <w:rPr>
+          <w:highlight w:val="yellow"/>
+        </w:rPr>
+        <w:t xml:space="preserve">PLAN_ESTUDIO </w:t>
+      </w:r>
+      <w:r>
+        <w:rPr>
+          <w:highlight w:val="yellow"/>
+          <w:lang w:val="es-MX"/>
+        </w:rPr>
+        <w:t xml:space="preserve">CRUD Milton </w:t>
+      </w:r>
+      <w:proofErr w:type="spellStart"/>
+      <w:r>
+        <w:rPr>
+          <w:highlight w:val="yellow"/>
+          <w:lang w:val="es-MX"/>
+        </w:rPr>
+        <w:t>Update</w:t>
+      </w:r>
+      <w:proofErr w:type="spellEnd"/>
+    </w:p>
+    <w:p>
+      <w:pPr>
+        <w:rPr>
+          <w:lang w:val="es-MX"/>
+        </w:rPr>
+      </w:pPr>
+      <w:r>
+        <w:rPr>
+          <w:lang w:val="es-MX"/>
+        </w:rPr>
+        <w:t>Campos nulos</w:t>
+      </w:r>
+    </w:p>
+    <w:p>
+      <w:pPr>
+        <w:rPr>
+          <w:lang w:val="es-MX"/>
+        </w:rPr>
+      </w:pPr>
+      <w:r>
+        <w:rPr>
+          <w:noProof/>
+        </w:rPr>
+        <w:drawing>
+          <wp:inline distT="0" distB="0" distL="0" distR="0" wp14:anchorId="4EDE0644" wp14:editId="36A34A3A">
+            <wp:extent cx="3411391" cy="2209800"/>
+            <wp:effectExtent l="0" t="0" r="0" b="0"/>
+            <wp:docPr id="1096888888" name="Imagen 1"/>
+            <wp:cNvGraphicFramePr>
+              <a:graphicFrameLocks xmlns:a="http://schemas.openxmlformats.org/drawingml/2006/main" noChangeAspect="1"/>
+            </wp:cNvGraphicFramePr>
+            <a:graphic xmlns:a="http://schemas.openxmlformats.org/drawingml/2006/main">
+              <a:graphicData uri="http://schemas.openxmlformats.org/drawingml/2006/picture">
+                <pic:pic xmlns:pic="http://schemas.openxmlformats.org/drawingml/2006/picture">
+                  <pic:nvPicPr>
+                    <pic:cNvPr id="1096888888" name=""/>
+                    <pic:cNvPicPr/>
+                  </pic:nvPicPr>
+                  <pic:blipFill>
+                    <a:blip r:embed="rId29"/>
+                    <a:stretch>
+                      <a:fillRect/>
+                    </a:stretch>
+                  </pic:blipFill>
+                  <pic:spPr>
+                    <a:xfrm>
+                      <a:off x="0" y="0"/>
+                      <a:ext cx="3415434" cy="2212419"/>
+                    </a:xfrm>
+                    <a:prstGeom prst="rect">
+                      <a:avLst/>
+                    </a:prstGeom>
+                  </pic:spPr>
+                </pic:pic>
+              </a:graphicData>
+            </a:graphic>
+          </wp:inline>
+        </w:drawing>
+      </w:r>
+    </w:p>
+    <w:p>
+      <w:pPr>
+        <w:rPr>
+          <w:noProof/>
+        </w:rPr>
+      </w:pPr>
+      <w:r>
+        <w:rPr>
+          <w:noProof/>
+          <w:highlight w:val="yellow"/>
+        </w:rPr>
+        <w:t>Valor ID negativo</w:t>
+      </w:r>
+    </w:p>
+    <w:p>
+      <w:pPr>
+        <w:rPr>
+          <w:lang w:val="es-MX"/>
+        </w:rPr>
+      </w:pPr>
+      <w:r>
+        <w:rPr>
+          <w:noProof/>
+        </w:rPr>
+        <w:drawing>
+          <wp:inline distT="0" distB="0" distL="0" distR="0" wp14:anchorId="31635FA6" wp14:editId="4C592F35">
+            <wp:extent cx="3844530" cy="1933575"/>
+            <wp:effectExtent l="0" t="0" r="3810" b="0"/>
+            <wp:docPr id="2143575592" name="Imagen 1"/>
+            <wp:cNvGraphicFramePr>
+              <a:graphicFrameLocks xmlns:a="http://schemas.openxmlformats.org/drawingml/2006/main" noChangeAspect="1"/>
+            </wp:cNvGraphicFramePr>
+            <a:graphic xmlns:a="http://schemas.openxmlformats.org/drawingml/2006/main">
+              <a:graphicData uri="http://schemas.openxmlformats.org/drawingml/2006/picture">
+                <pic:pic xmlns:pic="http://schemas.openxmlformats.org/drawingml/2006/picture">
+                  <pic:nvPicPr>
+                    <pic:cNvPr id="2143575592" name=""/>
+                    <pic:cNvPicPr/>
+                  </pic:nvPicPr>
+                  <pic:blipFill>
+                    <a:blip r:embed="rId30"/>
+                    <a:stretch>
+                      <a:fillRect/>
+                    </a:stretch>
+                  </pic:blipFill>
+                  <pic:spPr>
+                    <a:xfrm>
+                      <a:off x="0" y="0"/>
+                      <a:ext cx="3847776" cy="1935208"/>
+                    </a:xfrm>
+                    <a:prstGeom prst="rect">
+                      <a:avLst/>
+                    </a:prstGeom>
+                  </pic:spPr>
+                </pic:pic>
+              </a:graphicData>
+            </a:graphic>
+          </wp:inline>
+        </w:drawing>
+      </w:r>
+    </w:p>
+    <w:p>
+      <w:pPr>
+        <w:rPr>
+          <w:lang w:val="es-MX"/>
+        </w:rPr>
+      </w:pPr>
+      <w:r>
+        <w:rPr>
+          <w:highlight w:val="yellow"/>
+          <w:lang w:val="es-MX"/>
+        </w:rPr>
+        <w:t>ID no existente</w:t>
+      </w:r>
+    </w:p>
+    <w:p>
+      <w:pPr>
+        <w:rPr>
+          <w:lang w:val="es-MX"/>
+        </w:rPr>
+      </w:pPr>
+      <w:r>
+        <w:rPr>
+          <w:noProof/>
+        </w:rPr>
+        <w:drawing>
+          <wp:inline distT="0" distB="0" distL="0" distR="0" wp14:anchorId="1474DE2C" wp14:editId="627BF042">
+            <wp:extent cx="4165748" cy="1876425"/>
+            <wp:effectExtent l="0" t="0" r="6350" b="0"/>
+            <wp:docPr id="1792781216" name="Imagen 1"/>
+            <wp:cNvGraphicFramePr>
+              <a:graphicFrameLocks xmlns:a="http://schemas.openxmlformats.org/drawingml/2006/main" noChangeAspect="1"/>
+            </wp:cNvGraphicFramePr>
+            <a:graphic xmlns:a="http://schemas.openxmlformats.org/drawingml/2006/main">
+              <a:graphicData uri="http://schemas.openxmlformats.org/drawingml/2006/picture">
+                <pic:pic xmlns:pic="http://schemas.openxmlformats.org/drawingml/2006/picture">
+                  <pic:nvPicPr>
+                    <pic:cNvPr id="1792781216" name=""/>
+                    <pic:cNvPicPr/>
+                  </pic:nvPicPr>
+                  <pic:blipFill>
+                    <a:blip r:embed="rId31"/>
+                    <a:stretch>
+                      <a:fillRect/>
+                    </a:stretch>
+                  </pic:blipFill>
+                  <pic:spPr>
+                    <a:xfrm>
+                      <a:off x="0" y="0"/>
+                      <a:ext cx="4167574" cy="1877248"/>
+                    </a:xfrm>
+                    <a:prstGeom prst="rect">
+                      <a:avLst/>
+                    </a:prstGeom>
+                  </pic:spPr>
+                </pic:pic>
+              </a:graphicData>
+            </a:graphic>
+          </wp:inline>
+        </w:drawing>
+      </w:r>
+    </w:p>
+    <w:p>
+      <w:pPr>
+        <w:rPr>
+          <w:lang w:val="es-MX"/>
+        </w:rPr>
+      </w:pPr>
+      <w:r>
+        <w:rPr>
+          <w:highlight w:val="yellow"/>
+          <w:lang w:val="es-MX"/>
+        </w:rPr>
+        <w:t>Carrera no existe</w:t>
+      </w:r>
+    </w:p>
+    <w:p>
+      <w:pPr>
+        <w:rPr>
+          <w:noProof/>
+        </w:rPr>
+      </w:pPr>
+    </w:p>
+    <w:p>
+      <w:pPr>
+        <w:rPr>
+          <w:noProof/>
+        </w:rPr>
+      </w:pPr>
+    </w:p>
+    <w:p>
+      <w:pPr>
+        <w:rPr>
+          <w:lang w:val="es-MX"/>
+        </w:rPr>
+      </w:pPr>
+      <w:r>
+        <w:rPr>
+          <w:noProof/>
+        </w:rPr>
+        <w:drawing>
+          <wp:inline distT="0" distB="0" distL="0" distR="0" wp14:anchorId="47BD0F9C" wp14:editId="3B0CA246">
+            <wp:extent cx="4587394" cy="2009775"/>
+            <wp:effectExtent l="0" t="0" r="3810" b="0"/>
+            <wp:docPr id="8933950" name="Imagen 1"/>
+            <wp:cNvGraphicFramePr>
+              <a:graphicFrameLocks xmlns:a="http://schemas.openxmlformats.org/drawingml/2006/main" noChangeAspect="1"/>
+            </wp:cNvGraphicFramePr>
+            <a:graphic xmlns:a="http://schemas.openxmlformats.org/drawingml/2006/main">
+              <a:graphicData uri="http://schemas.openxmlformats.org/drawingml/2006/picture">
+                <pic:pic xmlns:pic="http://schemas.openxmlformats.org/drawingml/2006/picture">
+                  <pic:nvPicPr>
+                    <pic:cNvPr id="8933950" name=""/>
+                    <pic:cNvPicPr/>
+                  </pic:nvPicPr>
+                  <pic:blipFill>
+                    <a:blip r:embed="rId32"/>
+                    <a:stretch>
+                      <a:fillRect/>
+                    </a:stretch>
+                  </pic:blipFill>
+                  <pic:spPr>
+                    <a:xfrm>
+                      <a:off x="0" y="0"/>
+                      <a:ext cx="4590877" cy="2011301"/>
+                    </a:xfrm>
+                    <a:prstGeom prst="rect">
+                      <a:avLst/>
+                    </a:prstGeom>
+                  </pic:spPr>
+                </pic:pic>
+              </a:graphicData>
+            </a:graphic>
+          </wp:inline>
+        </w:drawing>
+      </w:r>
+    </w:p>
+    <w:p>
+      <w:pPr>
+        <w:rPr>
+          <w:lang w:val="es-MX"/>
+        </w:rPr>
+      </w:pPr>
+      <w:r>
+        <w:rPr>
+          <w:highlight w:val="yellow"/>
+          <w:lang w:val="es-MX"/>
+        </w:rPr>
+        <w:t xml:space="preserve">Tabla Grupal </w:t>
+      </w:r>
+      <w:r>
+        <w:rPr>
+          <w:highlight w:val="yellow"/>
+        </w:rPr>
+        <w:t>PLAN_ESTUDIO</w:t>
+      </w:r>
+      <w:r>
+        <w:rPr>
+          <w:highlight w:val="yellow"/>
+        </w:rPr>
+        <w:t xml:space="preserve">_DETALLE </w:t>
+      </w:r>
+      <w:r>
+        <w:rPr>
+          <w:highlight w:val="yellow"/>
+          <w:lang w:val="es-MX"/>
+        </w:rPr>
+        <w:t xml:space="preserve">CRUD Milton </w:t>
+      </w:r>
+      <w:proofErr w:type="spellStart"/>
+      <w:r>
+        <w:rPr>
+          <w:highlight w:val="yellow"/>
+          <w:lang w:val="es-MX"/>
+        </w:rPr>
+        <w:t>Update</w:t>
+      </w:r>
+      <w:proofErr w:type="spellEnd"/>
+    </w:p>
+    <w:p>
+      <w:pPr>
+        <w:rPr>
+          <w:lang w:val="es-MX"/>
+        </w:rPr>
+      </w:pPr>
+      <w:r>
+        <w:rPr>
+          <w:lang w:val="es-MX"/>
+        </w:rPr>
+        <w:t>Campos Nulos</w:t>
+      </w:r>
+    </w:p>
+    <w:p>
+      <w:pPr>
+        <w:rPr>
+          <w:lang w:val="es-MX"/>
+        </w:rPr>
+      </w:pPr>
+      <w:r>
+        <w:rPr>
+          <w:noProof/>
+        </w:rPr>
+        <w:drawing>
+          <wp:inline distT="0" distB="0" distL="0" distR="0" wp14:anchorId="6EBA1FA8" wp14:editId="755D7420">
+            <wp:extent cx="4157366" cy="2105025"/>
+            <wp:effectExtent l="0" t="0" r="0" b="0"/>
+            <wp:docPr id="1033069079" name="Imagen 1"/>
+            <wp:cNvGraphicFramePr>
+              <a:graphicFrameLocks xmlns:a="http://schemas.openxmlformats.org/drawingml/2006/main" noChangeAspect="1"/>
+            </wp:cNvGraphicFramePr>
+            <a:graphic xmlns:a="http://schemas.openxmlformats.org/drawingml/2006/main">
+              <a:graphicData uri="http://schemas.openxmlformats.org/drawingml/2006/picture">
+                <pic:pic xmlns:pic="http://schemas.openxmlformats.org/drawingml/2006/picture">
+                  <pic:nvPicPr>
+                    <pic:cNvPr id="1033069079" name=""/>
+                    <pic:cNvPicPr/>
+                  </pic:nvPicPr>
+                  <pic:blipFill>
+                    <a:blip r:embed="rId33"/>
+                    <a:stretch>
+                      <a:fillRect/>
+                    </a:stretch>
+                  </pic:blipFill>
+                  <pic:spPr>
+                    <a:xfrm>
+                      <a:off x="0" y="0"/>
+                      <a:ext cx="4158724" cy="2105713"/>
+                    </a:xfrm>
+                    <a:prstGeom prst="rect">
+                      <a:avLst/>
+                    </a:prstGeom>
+                  </pic:spPr>
+                </pic:pic>
+              </a:graphicData>
+            </a:graphic>
+          </wp:inline>
+        </w:drawing>
+      </w:r>
+    </w:p>
+    <w:p>
+      <w:pPr>
+        <w:rPr>
+          <w:lang w:val="es-MX"/>
+        </w:rPr>
+      </w:pPr>
+      <w:r>
+        <w:rPr>
+          <w:highlight w:val="yellow"/>
+          <w:lang w:val="es-MX"/>
+        </w:rPr>
+        <w:t>Id negativo</w:t>
+      </w:r>
+    </w:p>
+    <w:p>
+      <w:pPr>
+        <w:rPr>
+          <w:lang w:val="es-MX"/>
+        </w:rPr>
+      </w:pPr>
+      <w:r>
+        <w:rPr>
+          <w:noProof/>
+        </w:rPr>
+        <w:drawing>
+          <wp:inline distT="0" distB="0" distL="0" distR="0" wp14:anchorId="1D3CF8D2" wp14:editId="47225A3E">
+            <wp:extent cx="4310767" cy="2019300"/>
+            <wp:effectExtent l="0" t="0" r="0" b="0"/>
+            <wp:docPr id="2081716128" name="Imagen 1"/>
+            <wp:cNvGraphicFramePr>
+              <a:graphicFrameLocks xmlns:a="http://schemas.openxmlformats.org/drawingml/2006/main" noChangeAspect="1"/>
+            </wp:cNvGraphicFramePr>
+            <a:graphic xmlns:a="http://schemas.openxmlformats.org/drawingml/2006/main">
+              <a:graphicData uri="http://schemas.openxmlformats.org/drawingml/2006/picture">
+                <pic:pic xmlns:pic="http://schemas.openxmlformats.org/drawingml/2006/picture">
+                  <pic:nvPicPr>
+                    <pic:cNvPr id="2081716128" name=""/>
+                    <pic:cNvPicPr/>
+                  </pic:nvPicPr>
+                  <pic:blipFill>
+                    <a:blip r:embed="rId34"/>
+                    <a:stretch>
+                      <a:fillRect/>
+                    </a:stretch>
+                  </pic:blipFill>
+                  <pic:spPr>
+                    <a:xfrm>
+                      <a:off x="0" y="0"/>
+                      <a:ext cx="4312905" cy="2020302"/>
+                    </a:xfrm>
+                    <a:prstGeom prst="rect">
+                      <a:avLst/>
+                    </a:prstGeom>
+                  </pic:spPr>
+                </pic:pic>
+              </a:graphicData>
+            </a:graphic>
+          </wp:inline>
+        </w:drawing>
+      </w:r>
+    </w:p>
+    <w:p>
+      <w:pPr>
+        <w:rPr>
+          <w:lang w:val="es-MX"/>
+        </w:rPr>
+      </w:pPr>
+      <w:r>
+        <w:rPr>
+          <w:highlight w:val="yellow"/>
+          <w:lang w:val="es-MX"/>
+        </w:rPr>
+        <w:t>Id Inexistente</w:t>
+      </w:r>
+    </w:p>
+    <w:p>
+      <w:pPr>
+        <w:rPr>
+          <w:lang w:val="es-MX"/>
+        </w:rPr>
+      </w:pPr>
+      <w:r>
+        <w:rPr>
+          <w:noProof/>
+        </w:rPr>
+        <w:lastRenderedPageBreak/>
+        <w:drawing>
+          <wp:inline distT="0" distB="0" distL="0" distR="0" wp14:anchorId="0BECE115" wp14:editId="19838CF7">
+            <wp:extent cx="3760232" cy="1819275"/>
+            <wp:effectExtent l="0" t="0" r="0" b="0"/>
+            <wp:docPr id="2128319704" name="Imagen 1"/>
+            <wp:cNvGraphicFramePr>
+              <a:graphicFrameLocks xmlns:a="http://schemas.openxmlformats.org/drawingml/2006/main" noChangeAspect="1"/>
+            </wp:cNvGraphicFramePr>
+            <a:graphic xmlns:a="http://schemas.openxmlformats.org/drawingml/2006/main">
+              <a:graphicData uri="http://schemas.openxmlformats.org/drawingml/2006/picture">
+                <pic:pic xmlns:pic="http://schemas.openxmlformats.org/drawingml/2006/picture">
+                  <pic:nvPicPr>
+                    <pic:cNvPr id="2128319704" name=""/>
+                    <pic:cNvPicPr/>
+                  </pic:nvPicPr>
+                  <pic:blipFill>
+                    <a:blip r:embed="rId35"/>
+                    <a:stretch>
+                      <a:fillRect/>
+                    </a:stretch>
+                  </pic:blipFill>
+                  <pic:spPr>
+                    <a:xfrm>
+                      <a:off x="0" y="0"/>
+                      <a:ext cx="3763410" cy="1820813"/>
+                    </a:xfrm>
+                    <a:prstGeom prst="rect">
+                      <a:avLst/>
+                    </a:prstGeom>
+                  </pic:spPr>
+                </pic:pic>
+              </a:graphicData>
+            </a:graphic>
+          </wp:inline>
+        </w:drawing>
+      </w:r>
+    </w:p>
+    <w:p>
+      <w:pPr>
+        <w:rPr>
+          <w:lang w:val="es-MX"/>
+        </w:rPr>
+      </w:pPr>
+      <w:r>
+        <w:rPr>
+          <w:highlight w:val="yellow"/>
+          <w:lang w:val="es-MX"/>
+        </w:rPr>
+        <w:t>Carrera inexistente</w:t>
+      </w:r>
+    </w:p>
+    <w:p>
+      <w:pPr>
+        <w:rPr>
+          <w:lang w:val="es-MX"/>
+        </w:rPr>
+      </w:pPr>
+      <w:r>
+        <w:rPr>
+          <w:noProof/>
+        </w:rPr>
+        <w:drawing>
+          <wp:inline distT="0" distB="0" distL="0" distR="0" wp14:anchorId="66C3AB42" wp14:editId="7B8DE069">
+            <wp:extent cx="4686907" cy="2447925"/>
+            <wp:effectExtent l="0" t="0" r="0" b="0"/>
+            <wp:docPr id="1844472736" name="Imagen 1"/>
+            <wp:cNvGraphicFramePr>
+              <a:graphicFrameLocks xmlns:a="http://schemas.openxmlformats.org/drawingml/2006/main" noChangeAspect="1"/>
+            </wp:cNvGraphicFramePr>
+            <a:graphic xmlns:a="http://schemas.openxmlformats.org/drawingml/2006/main">
+              <a:graphicData uri="http://schemas.openxmlformats.org/drawingml/2006/picture">
+                <pic:pic xmlns:pic="http://schemas.openxmlformats.org/drawingml/2006/picture">
+                  <pic:nvPicPr>
+                    <pic:cNvPr id="1844472736" name=""/>
+                    <pic:cNvPicPr/>
+                  </pic:nvPicPr>
+                  <pic:blipFill>
+                    <a:blip r:embed="rId36"/>
+                    <a:stretch>
+                      <a:fillRect/>
+                    </a:stretch>
+                  </pic:blipFill>
+                  <pic:spPr>
+                    <a:xfrm>
+                      <a:off x="0" y="0"/>
+                      <a:ext cx="4690603" cy="2449856"/>
+                    </a:xfrm>
+                    <a:prstGeom prst="rect">
+                      <a:avLst/>
+                    </a:prstGeom>
+                  </pic:spPr>
+                </pic:pic>
+              </a:graphicData>
+            </a:graphic>
+          </wp:inline>
+        </w:drawing>
+      </w:r>
+    </w:p>
+    <w:p>
+      <w:pPr>
+        <w:rPr>
+          <w:lang w:val="es-MX"/>
+        </w:rPr>
+      </w:pPr>
+      <w:r>
+        <w:rPr>
+          <w:highlight w:val="yellow"/>
+          <w:lang w:val="es-MX"/>
+        </w:rPr>
+        <w:t>Cantidad de créditos negativos</w:t>
+      </w:r>
+    </w:p>
+    <w:p>
+      <w:pPr>
+        <w:rPr>
+          <w:lang w:val="es-MX"/>
+        </w:rPr>
+      </w:pPr>
+      <w:r>
+        <w:rPr>
+          <w:noProof/>
+        </w:rPr>
+        <w:drawing>
+          <wp:inline distT="0" distB="0" distL="0" distR="0" wp14:anchorId="0CE70965" wp14:editId="166014E0">
+            <wp:extent cx="4371975" cy="2212700"/>
+            <wp:effectExtent l="0" t="0" r="0" b="0"/>
+            <wp:docPr id="759895726" name="Imagen 1"/>
+            <wp:cNvGraphicFramePr>
+              <a:graphicFrameLocks xmlns:a="http://schemas.openxmlformats.org/drawingml/2006/main" noChangeAspect="1"/>
+            </wp:cNvGraphicFramePr>
+            <a:graphic xmlns:a="http://schemas.openxmlformats.org/drawingml/2006/main">
+              <a:graphicData uri="http://schemas.openxmlformats.org/drawingml/2006/picture">
+                <pic:pic xmlns:pic="http://schemas.openxmlformats.org/drawingml/2006/picture">
+                  <pic:nvPicPr>
+                    <pic:cNvPr id="759895726" name=""/>
+                    <pic:cNvPicPr/>
+                  </pic:nvPicPr>
+                  <pic:blipFill>
+                    <a:blip r:embed="rId37"/>
+                    <a:stretch>
+                      <a:fillRect/>
+                    </a:stretch>
+                  </pic:blipFill>
+                  <pic:spPr>
+                    <a:xfrm>
+                      <a:off x="0" y="0"/>
+                      <a:ext cx="4377660" cy="2215577"/>
+                    </a:xfrm>
+                    <a:prstGeom prst="rect">
+                      <a:avLst/>
+                    </a:prstGeom>
+                  </pic:spPr>
+                </pic:pic>
+              </a:graphicData>
+            </a:graphic>
+          </wp:inline>
+        </w:drawing>
+      </w:r>
+    </w:p>
+    <w:p>
+      <w:pPr>
+        <w:rPr>
+          <w:lang w:val="es-MX"/>
+        </w:rPr>
+      </w:pPr>
+      <w:r>
+        <w:rPr>
+          <w:highlight w:val="yellow"/>
+          <w:lang w:val="es-MX"/>
+        </w:rPr>
+        <w:t>Cantidad horas invalida</w:t>
+      </w:r>
+    </w:p>
+    <w:p>
+      <w:pPr>
+        <w:rPr>
+          <w:lang w:val="es-MX"/>
+        </w:rPr>
+      </w:pPr>
+      <w:r>
+        <w:rPr>
+          <w:noProof/>
+        </w:rPr>
+        <w:lastRenderedPageBreak/>
+        <w:drawing>
+          <wp:inline distT="0" distB="0" distL="0" distR="0" wp14:anchorId="7F0D9D27" wp14:editId="4852E1D2">
+            <wp:extent cx="4972773" cy="2533650"/>
+            <wp:effectExtent l="0" t="0" r="0" b="0"/>
+            <wp:docPr id="707473369" name="Imagen 1"/>
+            <wp:cNvGraphicFramePr>
+              <a:graphicFrameLocks xmlns:a="http://schemas.openxmlformats.org/drawingml/2006/main" noChangeAspect="1"/>
+            </wp:cNvGraphicFramePr>
+            <a:graphic xmlns:a="http://schemas.openxmlformats.org/drawingml/2006/main">
+              <a:graphicData uri="http://schemas.openxmlformats.org/drawingml/2006/picture">
+                <pic:pic xmlns:pic="http://schemas.openxmlformats.org/drawingml/2006/picture">
+                  <pic:nvPicPr>
+                    <pic:cNvPr id="707473369" name=""/>
+                    <pic:cNvPicPr/>
+                  </pic:nvPicPr>
+                  <pic:blipFill>
+                    <a:blip r:embed="rId38"/>
+                    <a:stretch>
+                      <a:fillRect/>
+                    </a:stretch>
+                  </pic:blipFill>
+                  <pic:spPr>
+                    <a:xfrm>
+                      <a:off x="0" y="0"/>
+                      <a:ext cx="4973615" cy="2534079"/>
+                    </a:xfrm>
+                    <a:prstGeom prst="rect">
+                      <a:avLst/>
+                    </a:prstGeom>
+                  </pic:spPr>
+                </pic:pic>
+              </a:graphicData>
+            </a:graphic>
+          </wp:inline>
+        </w:drawing>
+      </w:r>
+    </w:p>
+    <w:p>
+      <w:pPr>
+        <w:rPr>
+          <w:lang w:val="es-MX"/>
+        </w:rPr>
+      </w:pPr>
+      <w:r>
+        <w:rPr>
+          <w:highlight w:val="yellow"/>
+          <w:lang w:val="es-MX"/>
+        </w:rPr>
+        <w:t>ID detalle no existe</w:t>
+      </w:r>
+    </w:p>
+    <w:p>
+      <w:pPr>
+        <w:rPr>
+          <w:lang w:val="es-MX"/>
+        </w:rPr>
+      </w:pPr>
+      <w:r>
+        <w:rPr>
+          <w:noProof/>
+        </w:rPr>
+        <w:drawing>
+          <wp:inline distT="0" distB="0" distL="0" distR="0" wp14:anchorId="2EAE0A7C" wp14:editId="65D4FEAD">
+            <wp:extent cx="5012268" cy="2371725"/>
+            <wp:effectExtent l="0" t="0" r="0" b="0"/>
+            <wp:docPr id="191737780" name="Imagen 1"/>
+            <wp:cNvGraphicFramePr>
+              <a:graphicFrameLocks xmlns:a="http://schemas.openxmlformats.org/drawingml/2006/main" noChangeAspect="1"/>
+            </wp:cNvGraphicFramePr>
+            <a:graphic xmlns:a="http://schemas.openxmlformats.org/drawingml/2006/main">
+              <a:graphicData uri="http://schemas.openxmlformats.org/drawingml/2006/picture">
+                <pic:pic xmlns:pic="http://schemas.openxmlformats.org/drawingml/2006/picture">
+                  <pic:nvPicPr>
+                    <pic:cNvPr id="191737780" name=""/>
+                    <pic:cNvPicPr/>
+                  </pic:nvPicPr>
+                  <pic:blipFill>
+                    <a:blip r:embed="rId39"/>
+                    <a:stretch>
+                      <a:fillRect/>
+                    </a:stretch>
+                  </pic:blipFill>
+                  <pic:spPr>
+                    <a:xfrm>
+                      <a:off x="0" y="0"/>
+                      <a:ext cx="5013752" cy="2372427"/>
+                    </a:xfrm>
+                    <a:prstGeom prst="rect">
+                      <a:avLst/>
+                    </a:prstGeom>
+                  </pic:spPr>
+                </pic:pic>
+              </a:graphicData>
+            </a:graphic>
+          </wp:inline>
+        </w:drawing>
+      </w:r>
+    </w:p>
+    <w:p>
+      <w:pPr>
+        <w:rPr>
+          <w:lang w:val="es-MX"/>
+        </w:rPr>
+      </w:pPr>
+      <w:r>
+        <w:rPr>
+          <w:highlight w:val="yellow"/>
+          <w:lang w:val="es-MX"/>
+        </w:rPr>
+        <w:t>Curso duplicado</w:t>
+      </w:r>
+    </w:p>
+    <w:p>
+      <w:pPr>
+        <w:rPr>
+          <w:lang w:val="es-MX"/>
+        </w:rPr>
+      </w:pPr>
+      <w:r>
+        <w:rPr>
+          <w:noProof/>
+        </w:rPr>
+        <w:lastRenderedPageBreak/>
+        <w:drawing>
+          <wp:inline distT="0" distB="0" distL="0" distR="0" wp14:anchorId="373B2590" wp14:editId="731CE2AC">
+            <wp:extent cx="4848225" cy="2485004"/>
+            <wp:effectExtent l="0" t="0" r="0" b="0"/>
+            <wp:docPr id="1389328829" name="Imagen 1"/>
+            <wp:cNvGraphicFramePr>
+              <a:graphicFrameLocks xmlns:a="http://schemas.openxmlformats.org/drawingml/2006/main" noChangeAspect="1"/>
+            </wp:cNvGraphicFramePr>
+            <a:graphic xmlns:a="http://schemas.openxmlformats.org/drawingml/2006/main">
+              <a:graphicData uri="http://schemas.openxmlformats.org/drawingml/2006/picture">
+                <pic:pic xmlns:pic="http://schemas.openxmlformats.org/drawingml/2006/picture">
+                  <pic:nvPicPr>
+                    <pic:cNvPr id="1389328829" name=""/>
+                    <pic:cNvPicPr/>
+                  </pic:nvPicPr>
+                  <pic:blipFill>
+                    <a:blip r:embed="rId40"/>
+                    <a:stretch>
+                      <a:fillRect/>
+                    </a:stretch>
+                  </pic:blipFill>
+                  <pic:spPr>
+                    <a:xfrm>
+                      <a:off x="0" y="0"/>
+                      <a:ext cx="4855320" cy="2488640"/>
+                    </a:xfrm>
+                    <a:prstGeom prst="rect">
+                      <a:avLst/>
+                    </a:prstGeom>
+                  </pic:spPr>
+                </pic:pic>
+              </a:graphicData>
+            </a:graphic>
+          </wp:inline>
+        </w:drawing>
+      </w:r>
+    </w:p>
+    <w:p>
+      <w:pPr>
+        <w:jc w:val="both"/>
+        <w:rPr>
+          <w:lang w:val="en-US"/>
+        </w:rPr>
+      </w:pPr>
     </w:p>
     <w:sectPr>
       <w:pgSz w:w="12240" w:h="15840"/>

--- a/Documentación.docx
+++ b/Documentación.docx
@@ -1356,137 +1356,172 @@
     <w:p>
       <w:pPr>
         <w:jc w:val="both"/>
-        <w:rPr>
-          <w:lang w:val="en-US"/>
-        </w:rPr>
-      </w:pPr>
-    </w:p>
-    <w:p>
-      <w:pPr>
-        <w:jc w:val="both"/>
-        <w:rPr>
-          <w:lang w:val="en-US"/>
-        </w:rPr>
-      </w:pPr>
-    </w:p>
-    <w:p>
-      <w:pPr>
-        <w:jc w:val="both"/>
-        <w:rPr>
-          <w:lang w:val="en-US"/>
-        </w:rPr>
-      </w:pPr>
-    </w:p>
-    <w:p>
-      <w:pPr>
-        <w:jc w:val="both"/>
-        <w:rPr>
-          <w:lang w:val="en-US"/>
-        </w:rPr>
-      </w:pPr>
-    </w:p>
-    <w:p>
-      <w:pPr>
-        <w:jc w:val="both"/>
-        <w:rPr>
-          <w:lang w:val="en-US"/>
-        </w:rPr>
-      </w:pPr>
-    </w:p>
-    <w:p>
-      <w:pPr>
-        <w:jc w:val="both"/>
-        <w:rPr>
-          <w:lang w:val="en-US"/>
-        </w:rPr>
-      </w:pPr>
-    </w:p>
-    <w:p>
-      <w:pPr>
-        <w:jc w:val="both"/>
-        <w:rPr>
-          <w:lang w:val="en-US"/>
-        </w:rPr>
-      </w:pPr>
-    </w:p>
-    <w:p>
-      <w:pPr>
-        <w:jc w:val="both"/>
-        <w:rPr>
-          <w:lang w:val="en-US"/>
-        </w:rPr>
-      </w:pPr>
-    </w:p>
-    <w:p>
-      <w:pPr>
-        <w:jc w:val="both"/>
-        <w:rPr>
-          <w:lang w:val="en-US"/>
-        </w:rPr>
-      </w:pPr>
-    </w:p>
-    <w:p>
-      <w:pPr>
-        <w:jc w:val="both"/>
-        <w:rPr>
-          <w:lang w:val="en-US"/>
-        </w:rPr>
-      </w:pPr>
-    </w:p>
-    <w:p>
-      <w:pPr>
-        <w:jc w:val="both"/>
-        <w:rPr>
-          <w:lang w:val="en-US"/>
-        </w:rPr>
-      </w:pPr>
-    </w:p>
-    <w:p>
-      <w:pPr>
-        <w:jc w:val="both"/>
-        <w:rPr>
-          <w:lang w:val="en-US"/>
-        </w:rPr>
-      </w:pPr>
-    </w:p>
-    <w:p>
-      <w:pPr>
-        <w:jc w:val="both"/>
-        <w:rPr>
-          <w:lang w:val="en-US"/>
-        </w:rPr>
-      </w:pPr>
-    </w:p>
-    <w:p>
-      <w:pPr>
-        <w:jc w:val="both"/>
-        <w:rPr>
-          <w:lang w:val="en-US"/>
-        </w:rPr>
-      </w:pPr>
-    </w:p>
-    <w:p>
-      <w:pPr>
-        <w:jc w:val="both"/>
-        <w:rPr>
-          <w:lang w:val="en-US"/>
-        </w:rPr>
-      </w:pPr>
-    </w:p>
-    <w:p>
-      <w:pPr>
-        <w:jc w:val="both"/>
-        <w:rPr>
-          <w:lang w:val="en-US"/>
-        </w:rPr>
-      </w:pPr>
-    </w:p>
-    <w:p>
-      <w:pPr>
-        <w:jc w:val="both"/>
-        <w:rPr>
-          <w:lang w:val="en-US"/>
-        </w:rPr>
+      </w:pPr>
+      <w:r>
+        <w:rPr>
+          <w:highlight w:val="yellow"/>
+        </w:rPr>
+        <w:t>Diagrama ER de la tabla general</w:t>
+      </w:r>
+    </w:p>
+    <w:p>
+      <w:pPr>
+        <w:jc w:val="both"/>
+      </w:pPr>
+      <w:r>
+        <w:drawing>
+          <wp:inline distT="0" distB="0" distL="0" distR="0" wp14:anchorId="041DF3BC" wp14:editId="76C9FE5C">
+            <wp:extent cx="5612130" cy="3274695"/>
+            <wp:effectExtent l="0" t="0" r="7620" b="1905"/>
+            <wp:docPr id="98371056" name="Imagen 4"/>
+            <wp:cNvGraphicFramePr>
+              <a:graphicFrameLocks xmlns:a="http://schemas.openxmlformats.org/drawingml/2006/main" noChangeAspect="1"/>
+            </wp:cNvGraphicFramePr>
+            <a:graphic xmlns:a="http://schemas.openxmlformats.org/drawingml/2006/main">
+              <a:graphicData uri="http://schemas.openxmlformats.org/drawingml/2006/picture">
+                <pic:pic xmlns:pic="http://schemas.openxmlformats.org/drawingml/2006/picture">
+                  <pic:nvPicPr>
+                    <pic:cNvPr id="0" name="Picture 13"/>
+                    <pic:cNvPicPr>
+                      <a:picLocks noChangeAspect="1" noChangeArrowheads="1"/>
+                    </pic:cNvPicPr>
+                  </pic:nvPicPr>
+                  <pic:blipFill>
+                    <a:blip r:embed="rId7" cstate="print">
+                      <a:extLst>
+                        <a:ext uri="{28A0092B-C50C-407E-A947-70E740481C1C}">
+                          <a14:useLocalDpi xmlns:a14="http://schemas.microsoft.com/office/drawing/2010/main" val="0"/>
+                        </a:ext>
+                      </a:extLst>
+                    </a:blip>
+                    <a:srcRect/>
+                    <a:stretch>
+                      <a:fillRect/>
+                    </a:stretch>
+                  </pic:blipFill>
+                  <pic:spPr bwMode="auto">
+                    <a:xfrm>
+                      <a:off x="0" y="0"/>
+                      <a:ext cx="5612130" cy="3274695"/>
+                    </a:xfrm>
+                    <a:prstGeom prst="rect">
+                      <a:avLst/>
+                    </a:prstGeom>
+                    <a:noFill/>
+                    <a:ln>
+                      <a:noFill/>
+                    </a:ln>
+                  </pic:spPr>
+                </pic:pic>
+              </a:graphicData>
+            </a:graphic>
+          </wp:inline>
+        </w:drawing>
+      </w:r>
+    </w:p>
+    <w:p>
+      <w:pPr>
+        <w:jc w:val="both"/>
+      </w:pPr>
+    </w:p>
+    <w:p>
+      <w:pPr>
+        <w:jc w:val="both"/>
+      </w:pPr>
+    </w:p>
+    <w:p>
+      <w:pPr>
+        <w:jc w:val="both"/>
+      </w:pPr>
+    </w:p>
+    <w:p>
+      <w:pPr>
+        <w:jc w:val="both"/>
+      </w:pPr>
+    </w:p>
+    <w:p>
+      <w:pPr>
+        <w:jc w:val="both"/>
+      </w:pPr>
+    </w:p>
+    <w:p>
+      <w:pPr>
+        <w:jc w:val="both"/>
+      </w:pPr>
+    </w:p>
+    <w:p>
+      <w:pPr>
+        <w:jc w:val="both"/>
+      </w:pPr>
+    </w:p>
+    <w:p>
+      <w:pPr>
+        <w:jc w:val="both"/>
+      </w:pPr>
+    </w:p>
+    <w:p>
+      <w:pPr>
+        <w:jc w:val="both"/>
+      </w:pPr>
+    </w:p>
+    <w:p>
+      <w:pPr>
+        <w:jc w:val="both"/>
+      </w:pPr>
+    </w:p>
+    <w:p>
+      <w:pPr>
+        <w:jc w:val="both"/>
+      </w:pPr>
+    </w:p>
+    <w:p>
+      <w:pPr>
+        <w:jc w:val="both"/>
+      </w:pPr>
+    </w:p>
+    <w:p>
+      <w:pPr>
+        <w:jc w:val="both"/>
+      </w:pPr>
+    </w:p>
+    <w:p>
+      <w:pPr>
+        <w:jc w:val="both"/>
+      </w:pPr>
+    </w:p>
+    <w:p>
+      <w:pPr>
+        <w:jc w:val="both"/>
+      </w:pPr>
+    </w:p>
+    <w:p>
+      <w:pPr>
+        <w:jc w:val="both"/>
+      </w:pPr>
+    </w:p>
+    <w:p>
+      <w:pPr>
+        <w:jc w:val="both"/>
+      </w:pPr>
+    </w:p>
+    <w:p>
+      <w:pPr>
+        <w:jc w:val="both"/>
+      </w:pPr>
+    </w:p>
+    <w:p>
+      <w:pPr>
+        <w:jc w:val="both"/>
+      </w:pPr>
+    </w:p>
+    <w:p>
+      <w:pPr>
+        <w:jc w:val="both"/>
+      </w:pPr>
+    </w:p>
+    <w:p>
+      <w:pPr>
+        <w:jc w:val="both"/>
       </w:pPr>
     </w:p>
     <w:p>
@@ -1506,7 +1541,6 @@
         <w:rPr>
           <w:lang w:val="en-US"/>
         </w:rPr>
-        <w:lastRenderedPageBreak/>
         <w:t>Pruebas</w:t>
       </w:r>
       <w:proofErr w:type="spellEnd"/>
@@ -1529,6 +1563,7 @@
           <w:noProof/>
           <w:lang w:val="en-US"/>
         </w:rPr>
+        <w:lastRenderedPageBreak/>
         <w:drawing>
           <wp:inline distT="0" distB="0" distL="0" distR="0" wp14:anchorId="75A45D76" wp14:editId="10AC2D48">
             <wp:extent cx="5667799" cy="2255520"/>
@@ -1545,7 +1580,7 @@
                     <pic:cNvPicPr/>
                   </pic:nvPicPr>
                   <pic:blipFill>
-                    <a:blip r:embed="rId7">
+                    <a:blip r:embed="rId8">
                       <a:extLst>
                         <a:ext uri="{28A0092B-C50C-407E-A947-70E740481C1C}">
                           <a14:useLocalDpi xmlns:a14="http://schemas.microsoft.com/office/drawing/2010/main" val="0"/>
@@ -1592,7 +1627,7 @@
                     <pic:cNvPicPr/>
                   </pic:nvPicPr>
                   <pic:blipFill>
-                    <a:blip r:embed="rId8">
+                    <a:blip r:embed="rId9">
                       <a:extLst>
                         <a:ext uri="{28A0092B-C50C-407E-A947-70E740481C1C}">
                           <a14:useLocalDpi xmlns:a14="http://schemas.microsoft.com/office/drawing/2010/main" val="0"/>
@@ -1639,7 +1674,7 @@
                     <pic:cNvPicPr/>
                   </pic:nvPicPr>
                   <pic:blipFill>
-                    <a:blip r:embed="rId9">
+                    <a:blip r:embed="rId10">
                       <a:extLst>
                         <a:ext uri="{28A0092B-C50C-407E-A947-70E740481C1C}">
                           <a14:useLocalDpi xmlns:a14="http://schemas.microsoft.com/office/drawing/2010/main" val="0"/>
@@ -1687,7 +1722,7 @@
                     <pic:cNvPicPr/>
                   </pic:nvPicPr>
                   <pic:blipFill>
-                    <a:blip r:embed="rId10">
+                    <a:blip r:embed="rId11">
                       <a:extLst>
                         <a:ext uri="{28A0092B-C50C-407E-A947-70E740481C1C}">
                           <a14:useLocalDpi xmlns:a14="http://schemas.microsoft.com/office/drawing/2010/main" val="0"/>
@@ -1734,7 +1769,7 @@
                     <pic:cNvPicPr/>
                   </pic:nvPicPr>
                   <pic:blipFill>
-                    <a:blip r:embed="rId11">
+                    <a:blip r:embed="rId12">
                       <a:extLst>
                         <a:ext uri="{28A0092B-C50C-407E-A947-70E740481C1C}">
                           <a14:useLocalDpi xmlns:a14="http://schemas.microsoft.com/office/drawing/2010/main" val="0"/>
@@ -1781,7 +1816,7 @@
                     <pic:cNvPicPr/>
                   </pic:nvPicPr>
                   <pic:blipFill>
-                    <a:blip r:embed="rId12">
+                    <a:blip r:embed="rId13">
                       <a:extLst>
                         <a:ext uri="{28A0092B-C50C-407E-A947-70E740481C1C}">
                           <a14:useLocalDpi xmlns:a14="http://schemas.microsoft.com/office/drawing/2010/main" val="0"/>
@@ -1829,7 +1864,7 @@
                     <pic:cNvPicPr/>
                   </pic:nvPicPr>
                   <pic:blipFill>
-                    <a:blip r:embed="rId13">
+                    <a:blip r:embed="rId14">
                       <a:extLst>
                         <a:ext uri="{28A0092B-C50C-407E-A947-70E740481C1C}">
                           <a14:useLocalDpi xmlns:a14="http://schemas.microsoft.com/office/drawing/2010/main" val="0"/>
@@ -1876,7 +1911,7 @@
                     <pic:cNvPicPr/>
                   </pic:nvPicPr>
                   <pic:blipFill>
-                    <a:blip r:embed="rId14">
+                    <a:blip r:embed="rId15">
                       <a:extLst>
                         <a:ext uri="{28A0092B-C50C-407E-A947-70E740481C1C}">
                           <a14:useLocalDpi xmlns:a14="http://schemas.microsoft.com/office/drawing/2010/main" val="0"/>
@@ -1923,7 +1958,7 @@
                     <pic:cNvPicPr/>
                   </pic:nvPicPr>
                   <pic:blipFill>
-                    <a:blip r:embed="rId15">
+                    <a:blip r:embed="rId16">
                       <a:extLst>
                         <a:ext uri="{28A0092B-C50C-407E-A947-70E740481C1C}">
                           <a14:useLocalDpi xmlns:a14="http://schemas.microsoft.com/office/drawing/2010/main" val="0"/>
@@ -1971,7 +2006,7 @@
                     <pic:cNvPicPr/>
                   </pic:nvPicPr>
                   <pic:blipFill>
-                    <a:blip r:embed="rId16">
+                    <a:blip r:embed="rId17">
                       <a:extLst>
                         <a:ext uri="{28A0092B-C50C-407E-A947-70E740481C1C}">
                           <a14:useLocalDpi xmlns:a14="http://schemas.microsoft.com/office/drawing/2010/main" val="0"/>
@@ -2018,7 +2053,7 @@
                     <pic:cNvPicPr/>
                   </pic:nvPicPr>
                   <pic:blipFill>
-                    <a:blip r:embed="rId17">
+                    <a:blip r:embed="rId18">
                       <a:extLst>
                         <a:ext uri="{28A0092B-C50C-407E-A947-70E740481C1C}">
                           <a14:useLocalDpi xmlns:a14="http://schemas.microsoft.com/office/drawing/2010/main" val="0"/>
@@ -2065,7 +2100,7 @@
                     <pic:cNvPicPr/>
                   </pic:nvPicPr>
                   <pic:blipFill>
-                    <a:blip r:embed="rId18">
+                    <a:blip r:embed="rId19">
                       <a:extLst>
                         <a:ext uri="{28A0092B-C50C-407E-A947-70E740481C1C}">
                           <a14:useLocalDpi xmlns:a14="http://schemas.microsoft.com/office/drawing/2010/main" val="0"/>
@@ -2147,7 +2182,7 @@
                     <pic:cNvPicPr/>
                   </pic:nvPicPr>
                   <pic:blipFill>
-                    <a:blip r:embed="rId19"/>
+                    <a:blip r:embed="rId20"/>
                     <a:stretch>
                       <a:fillRect/>
                     </a:stretch>
@@ -2215,7 +2250,7 @@
                     <pic:cNvPicPr/>
                   </pic:nvPicPr>
                   <pic:blipFill>
-                    <a:blip r:embed="rId20"/>
+                    <a:blip r:embed="rId21"/>
                     <a:stretch>
                       <a:fillRect/>
                     </a:stretch>
@@ -2277,7 +2312,7 @@
                     <pic:cNvPicPr/>
                   </pic:nvPicPr>
                   <pic:blipFill>
-                    <a:blip r:embed="rId21"/>
+                    <a:blip r:embed="rId22"/>
                     <a:stretch>
                       <a:fillRect/>
                     </a:stretch>
@@ -2345,7 +2380,7 @@
                     <pic:cNvPicPr/>
                   </pic:nvPicPr>
                   <pic:blipFill>
-                    <a:blip r:embed="rId22"/>
+                    <a:blip r:embed="rId23"/>
                     <a:stretch>
                       <a:fillRect/>
                     </a:stretch>
@@ -2462,7 +2497,7 @@
                     <pic:cNvPicPr/>
                   </pic:nvPicPr>
                   <pic:blipFill>
-                    <a:blip r:embed="rId23"/>
+                    <a:blip r:embed="rId24"/>
                     <a:stretch>
                       <a:fillRect/>
                     </a:stretch>
@@ -2523,7 +2558,7 @@
                     <pic:cNvPicPr/>
                   </pic:nvPicPr>
                   <pic:blipFill>
-                    <a:blip r:embed="rId24"/>
+                    <a:blip r:embed="rId25"/>
                     <a:stretch>
                       <a:fillRect/>
                     </a:stretch>
@@ -2584,7 +2619,7 @@
                     <pic:cNvPicPr/>
                   </pic:nvPicPr>
                   <pic:blipFill>
-                    <a:blip r:embed="rId25"/>
+                    <a:blip r:embed="rId26"/>
                     <a:stretch>
                       <a:fillRect/>
                     </a:stretch>
@@ -2646,7 +2681,7 @@
                     <pic:cNvPicPr/>
                   </pic:nvPicPr>
                   <pic:blipFill>
-                    <a:blip r:embed="rId26"/>
+                    <a:blip r:embed="rId27"/>
                     <a:stretch>
                       <a:fillRect/>
                     </a:stretch>
@@ -2706,7 +2741,7 @@
                     <pic:cNvPicPr/>
                   </pic:nvPicPr>
                   <pic:blipFill>
-                    <a:blip r:embed="rId27"/>
+                    <a:blip r:embed="rId28"/>
                     <a:stretch>
                       <a:fillRect/>
                     </a:stretch>
@@ -2781,7 +2816,7 @@
                     <pic:cNvPicPr/>
                   </pic:nvPicPr>
                   <pic:blipFill>
-                    <a:blip r:embed="rId28">
+                    <a:blip r:embed="rId29">
                       <a:extLst>
                         <a:ext uri="{28A0092B-C50C-407E-A947-70E740481C1C}">
                           <a14:useLocalDpi xmlns:a14="http://schemas.microsoft.com/office/drawing/2010/main" val="0"/>
@@ -2890,7 +2925,7 @@
                     <pic:cNvPicPr/>
                   </pic:nvPicPr>
                   <pic:blipFill>
-                    <a:blip r:embed="rId29"/>
+                    <a:blip r:embed="rId30"/>
                     <a:stretch>
                       <a:fillRect/>
                     </a:stretch>
@@ -2951,7 +2986,7 @@
                     <pic:cNvPicPr/>
                   </pic:nvPicPr>
                   <pic:blipFill>
-                    <a:blip r:embed="rId30"/>
+                    <a:blip r:embed="rId31"/>
                     <a:stretch>
                       <a:fillRect/>
                     </a:stretch>
@@ -3012,7 +3047,7 @@
                     <pic:cNvPicPr/>
                   </pic:nvPicPr>
                   <pic:blipFill>
-                    <a:blip r:embed="rId31"/>
+                    <a:blip r:embed="rId32"/>
                     <a:stretch>
                       <a:fillRect/>
                     </a:stretch>
@@ -3087,7 +3122,7 @@
                     <pic:cNvPicPr/>
                   </pic:nvPicPr>
                   <pic:blipFill>
-                    <a:blip r:embed="rId32"/>
+                    <a:blip r:embed="rId33"/>
                     <a:stretch>
                       <a:fillRect/>
                     </a:stretch>
@@ -3189,7 +3224,7 @@
                     <pic:cNvPicPr/>
                   </pic:nvPicPr>
                   <pic:blipFill>
-                    <a:blip r:embed="rId33"/>
+                    <a:blip r:embed="rId34"/>
                     <a:stretch>
                       <a:fillRect/>
                     </a:stretch>
@@ -3250,7 +3285,7 @@
                     <pic:cNvPicPr/>
                   </pic:nvPicPr>
                   <pic:blipFill>
-                    <a:blip r:embed="rId34"/>
+                    <a:blip r:embed="rId35"/>
                     <a:stretch>
                       <a:fillRect/>
                     </a:stretch>
@@ -3312,7 +3347,7 @@
                     <pic:cNvPicPr/>
                   </pic:nvPicPr>
                   <pic:blipFill>
-                    <a:blip r:embed="rId35"/>
+                    <a:blip r:embed="rId36"/>
                     <a:stretch>
                       <a:fillRect/>
                     </a:stretch>
@@ -3373,7 +3408,7 @@
                     <pic:cNvPicPr/>
                   </pic:nvPicPr>
                   <pic:blipFill>
-                    <a:blip r:embed="rId36"/>
+                    <a:blip r:embed="rId37"/>
                     <a:stretch>
                       <a:fillRect/>
                     </a:stretch>
@@ -3434,7 +3469,7 @@
                     <pic:cNvPicPr/>
                   </pic:nvPicPr>
                   <pic:blipFill>
-                    <a:blip r:embed="rId37"/>
+                    <a:blip r:embed="rId38"/>
                     <a:stretch>
                       <a:fillRect/>
                     </a:stretch>
@@ -3496,7 +3531,7 @@
                     <pic:cNvPicPr/>
                   </pic:nvPicPr>
                   <pic:blipFill>
-                    <a:blip r:embed="rId38"/>
+                    <a:blip r:embed="rId39"/>
                     <a:stretch>
                       <a:fillRect/>
                     </a:stretch>
@@ -3557,7 +3592,7 @@
                     <pic:cNvPicPr/>
                   </pic:nvPicPr>
                   <pic:blipFill>
-                    <a:blip r:embed="rId39"/>
+                    <a:blip r:embed="rId40"/>
                     <a:stretch>
                       <a:fillRect/>
                     </a:stretch>
@@ -3619,7 +3654,7 @@
                     <pic:cNvPicPr/>
                   </pic:nvPicPr>
                   <pic:blipFill>
-                    <a:blip r:embed="rId40"/>
+                    <a:blip r:embed="rId41"/>
                     <a:stretch>
                       <a:fillRect/>
                     </a:stretch>
@@ -4888,7 +4923,6 @@
   <w:style w:type="character" w:default="1" w:styleId="Fuentedeprrafopredeter">
     <w:name w:val="Default Paragraph Font"/>
     <w:uiPriority w:val="1"/>
-    <w:semiHidden/>
     <w:unhideWhenUsed/>
   </w:style>
   <w:style w:type="table" w:default="1" w:styleId="Tablanormal">
